--- a/data/cvs/cv_94_SuperPlane_Product_Engineer.docx
+++ b/data/cvs/cv_94_SuperPlane_Product_Engineer.docx
@@ -86,7 +86,7 @@
         <w:rPr>
           <w:sz w:val="20"/>
         </w:rPr>
-        <w:t>Full Stack Developer with a focus on AI-driven solutions, currently building production systems at Copy Cat Group. I work across the stack, from Python backends and REST APIs to React frontends, with a recent emphasis on AI data work including model evaluation, prompt engineering, and dataset structuring. My experience spans both Kenyan and U.S. tech companies, with a track record of delivering full-stack applications and collaborating on cross-functional projects.</w:t>
+        <w:t>Full Stack Developer with a focus on AI-driven solutions, currently building production systems at Copy Cat Group. I work across the entire stack, from Python backends and REST APIs to React frontends, with a strong foundation in data annotation and model evaluation. Recent projects include an AI-powered tender scraping pipeline, SAP API integration, and system design documentation for enterprise architecture.</w:t>
       </w:r>
     </w:p>
     <w:p>
@@ -173,7 +173,7 @@
         <w:rPr>
           <w:sz w:val="20"/>
         </w:rPr>
-        <w:t>Pandas, NumPy, Data Visualisation, Statistical Analysis</w:t>
+        <w:t>Pandas, NumPy, Excel, Data Visualisation, Statistical Analysis</w:t>
       </w:r>
     </w:p>
     <w:p>
@@ -191,7 +191,7 @@
         <w:rPr>
           <w:sz w:val="20"/>
         </w:rPr>
-        <w:t>LLM Evaluation, Prompt Engineering, Dataset Structuring, Multimodal AI Training, Model Alignment</w:t>
+        <w:t>Gemini API, Groq API, Prompt Engineering, LLM Evaluation, Data Annotation, Dataset Structuring</w:t>
       </w:r>
     </w:p>
     <w:p>
@@ -209,7 +209,7 @@
         <w:rPr>
           <w:sz w:val="20"/>
         </w:rPr>
-        <w:t>Web Scraping, REST APIs, Git, CI/CD Pipelines, Jira, Trello</w:t>
+        <w:t>n8n, Playwright, APScheduler, Web Scraping, REST APIs</w:t>
       </w:r>
     </w:p>
     <w:p>
@@ -227,7 +227,7 @@
         <w:rPr>
           <w:sz w:val="20"/>
         </w:rPr>
-        <w:t>Oracle Cloud, Google Cloud Platform, Docker</w:t>
+        <w:t>Oracle Cloud, Google Cloud Platform, Docker, CI/CD</w:t>
       </w:r>
     </w:p>
     <w:p>
@@ -245,7 +245,7 @@
         <w:rPr>
           <w:sz w:val="20"/>
         </w:rPr>
-        <w:t>workflow engine, cloud-native, modern software delivery, open source, GitHub, pull request, cloud-native tooling, product engineering, API design, workflow optimization, React development, Go programming</w:t>
+        <w:t>workflow engine, cloud-native, modern software delivery, open source, GitHub, pull request, cloud-native tooling, early-stage, high-pace, high-standards, remote work</w:t>
       </w:r>
     </w:p>
     <w:p>
@@ -263,7 +263,7 @@
         <w:rPr>
           <w:sz w:val="20"/>
         </w:rPr>
-        <w:t>TypeScript expertise, open-source contribution, GitHub collaboration, version control, code review, Agile development, remote work, collaboration tools, communication skills, problem-solving, critical thinking, attention to detail, self-motivation, time management</w:t>
+        <w:t>product engineering, software development, programming, web development, cloud computing, collaboration, problem-solving, technical leadership, systems design, data modeling, reliability, trade-off analysis, Agile</w:t>
       </w:r>
     </w:p>
     <w:p>
@@ -337,7 +337,19 @@
         <w:rPr>
           <w:sz w:val="20"/>
         </w:rPr>
-        <w:t>Designing and building an AI-powered tender scraping pipeline to automate tender discovery and processing.</w:t>
+        <w:t>Designing and prototyping an AI-powered tender scraping pipeline to automate tender discovery and processing.</w:t>
+      </w:r>
+    </w:p>
+    <w:p>
+      <w:pPr>
+        <w:pStyle w:val="ListBullet"/>
+        <w:spacing w:before="0" w:after="20"/>
+      </w:pPr>
+      <w:r>
+        <w:rPr>
+          <w:sz w:val="20"/>
+        </w:rPr>
+        <w:t>Building full-stack applications with Python backends, REST APIs, and React frontends for enterprise clients.</w:t>
       </w:r>
     </w:p>
     <w:p>
@@ -372,7 +384,31 @@
         <w:rPr>
           <w:sz w:val="20"/>
         </w:rPr>
-        <w:t>Generated difference-based captions for multimodal datasets, improving model accuracy through detailed annotations.</w:t>
+        <w:t>Train AI models by generating accurate difference-based captions for multimodal datasets</w:t>
+      </w:r>
+    </w:p>
+    <w:p>
+      <w:pPr>
+        <w:pStyle w:val="ListBullet"/>
+        <w:spacing w:before="0" w:after="20"/>
+      </w:pPr>
+      <w:r>
+        <w:rPr>
+          <w:sz w:val="20"/>
+        </w:rPr>
+        <w:t>Perform categorisation, bounding, consistency checks, and image-level validation to improve multimodal model accuracy</w:t>
+      </w:r>
+    </w:p>
+    <w:p>
+      <w:pPr>
+        <w:pStyle w:val="ListBullet"/>
+        <w:spacing w:before="0" w:after="20"/>
+      </w:pPr>
+      <w:r>
+        <w:rPr>
+          <w:sz w:val="20"/>
+        </w:rPr>
+        <w:t>Contribute high-quality annotated outputs that directly feed into production AI model training pipelines</w:t>
       </w:r>
     </w:p>
     <w:p>
@@ -407,7 +443,31 @@
         <w:rPr>
           <w:sz w:val="20"/>
         </w:rPr>
-        <w:t>Built and delivered full-stack solutions, including UI components and API optimisation, for diverse U.S. clients.</w:t>
+        <w:t>Developed and delivered full-stack solutions for U.S.-based clients across different sectors</w:t>
+      </w:r>
+    </w:p>
+    <w:p>
+      <w:pPr>
+        <w:pStyle w:val="ListBullet"/>
+        <w:spacing w:before="0" w:after="20"/>
+      </w:pPr>
+      <w:r>
+        <w:rPr>
+          <w:sz w:val="20"/>
+        </w:rPr>
+        <w:t>Built UI components, optimised APIs, and handled CMS-based website systems</w:t>
+      </w:r>
+    </w:p>
+    <w:p>
+      <w:pPr>
+        <w:pStyle w:val="ListBullet"/>
+        <w:spacing w:before="0" w:after="20"/>
+      </w:pPr>
+      <w:r>
+        <w:rPr>
+          <w:sz w:val="20"/>
+        </w:rPr>
+        <w:t>Collaborated with remote teams to debug, improve performance, and implement client feedback</w:t>
       </w:r>
     </w:p>
     <w:p>
@@ -442,7 +502,31 @@
         <w:rPr>
           <w:sz w:val="20"/>
         </w:rPr>
-        <w:t>Performed intent detection and utterance verification for health and agriculture AI systems, ensuring high-quality multilingual training data.</w:t>
+        <w:t>Annotated and evaluated datasets for health and agriculture AI systems</w:t>
+      </w:r>
+    </w:p>
+    <w:p>
+      <w:pPr>
+        <w:pStyle w:val="ListBullet"/>
+        <w:spacing w:before="0" w:after="20"/>
+      </w:pPr>
+      <w:r>
+        <w:rPr>
+          <w:sz w:val="20"/>
+        </w:rPr>
+        <w:t>Performed intent detection, slot tagging, utterance verification, and structured dataset creation</w:t>
+      </w:r>
+    </w:p>
+    <w:p>
+      <w:pPr>
+        <w:pStyle w:val="ListBullet"/>
+        <w:spacing w:before="0" w:after="20"/>
+      </w:pPr>
+      <w:r>
+        <w:rPr>
+          <w:sz w:val="20"/>
+        </w:rPr>
+        <w:t>Ensured annotation quality and consistency across multilingual and multimodal training data</w:t>
       </w:r>
     </w:p>
     <w:p>
